--- a/corpus/synthetic/field-display__015.docx
+++ b/corpus/synthetic/field-display__015.docx
@@ -1,6 +1,30 @@
 
-<file path=word/document.xml><?xml version="1.0" encoding="UTF-8" standalone="yes"?>
-<w:document xmlns:w="http://schemas.openxmlformats.org/wordprocessingml/2006/main" xmlns:r="http://schemas.openxmlformats.org/officeDocument/2006/relationships" xmlns:wp="http://schemas.openxmlformats.org/drawingml/2006/wordprocessingDrawing" xmlns:a="http://schemas.openxmlformats.org/drawingml/2006/main" xmlns:pic="http://schemas.openxmlformats.org/drawingml/2006/picture" xmlns:m="http://schemas.openxmlformats.org/officeDocument/2006/math"><w:body><w:p><w:r><w:drawing><wp:anchor behindDoc="0"><wp:extent cx="914400" cy="914400"/><a:graphic><a:graphicData><wps:wsp><wps:txbx><w:txbxContent><w:p><w:r><w:t xml:space="preserve">see </w:t></w:r><w:r><w:fldChar w:fldCharType="begin"/></w:r><w:r><w:instrText>HYPERLINK "file:///C:\Users\u\INetCache\ph.hussam@gmail.com"</w:instrText></w:r><w:r><w:fldChar w:fldCharType="separate"/></w:r><w:r><w:rPr><w:u w:val="single"/></w:rPr><w:t>ph.hussam@gmail.com</w:t></w:r><w:r><w:fldChar w:fldCharType="end"/></w:r></w:p></w:txbxContent></wps:txbx></wps:wsp></a:graphicData></a:graphic></wp:anchor></w:drawing></w:r></w:p><w:sectPr><w:pgSz w:w="11906" w:h="16838"/><w:pgMar w:top="1440" w:right="1440" w:bottom="1440" w:left="1440" w:header="708" w:footer="708" w:gutter="0"/></w:sectPr></w:body></w:document>
+<file path=word/document.xml><?xml version="1.0" encoding="utf-8"?>
+<w:document xmlns:w="http://schemas.openxmlformats.org/wordprocessingml/2006/main" xmlns:r="http://schemas.openxmlformats.org/officeDocument/2006/relationships" xmlns:wp="http://schemas.openxmlformats.org/drawingml/2006/wordprocessingDrawing" xmlns:a="http://schemas.openxmlformats.org/drawingml/2006/main" xmlns:pic="http://schemas.openxmlformats.org/drawingml/2006/picture" xmlns:m="http://schemas.openxmlformats.org/officeDocument/2006/math">
+  <w:body>
+    <w:p>
+      <w:r>
+        <w:fldChar w:fldCharType="begin"/>
+      </w:r>
+      <w:r>
+        <w:instrText xml:space="preserve"> PAGE </w:instrText>
+      </w:r>
+      <w:r>
+        <w:fldChar w:fldCharType="separate"/>
+      </w:r>
+      <w:r>
+        <w:t>- 8 -</w:t>
+      </w:r>
+      <w:r>
+        <w:fldChar w:fldCharType="end"/>
+      </w:r>
+    </w:p>
+    <w:sectPr>
+      <w:pgSz w:w="11906" w:h="16838"/>
+      <w:pgMar w:top="1440" w:right="1440" w:bottom="1440" w:left="1440" w:header="708" w:footer="708" w:gutter="0"/>
+    </w:sectPr>
+  </w:body>
+</w:document>
 </file>
 
 <file path=word/styles.xml><?xml version="1.0" encoding="utf-8"?>
